--- a/Documents/스테이지 5 기획서.docx
+++ b/Documents/스테이지 5 기획서.docx
@@ -2168,13 +2168,373 @@
         <w:t xml:space="preserve">. </w:t>
       </w:r>
     </w:p>
+    <w:p/>
     <w:p>
       <w:pPr>
-        <w:rPr>
-          <w:rFonts w:hint="eastAsia"/>
-        </w:rPr>
-      </w:pPr>
+        <w:pStyle w:val="2"/>
+      </w:pPr>
+      <w:r>
+        <w:rPr>
+          <w:rFonts w:hint="eastAsia"/>
+        </w:rPr>
+        <w:t>3.3 세 번째 미니게임</w:t>
+      </w:r>
     </w:p>
+    <w:p>
+      <w:r>
+        <w:rPr>
+          <w:rFonts w:hint="eastAsia"/>
+        </w:rPr>
+        <w:t xml:space="preserve">- 두 번째 미니게임을 클리어하고 다리를 건너간 후, 다음 다리를 만들기 위한 미니게임 </w:t>
+      </w:r>
+    </w:p>
+    <w:p>
+      <w:pPr>
+        <w:rPr>
+          <w:rFonts w:hint="eastAsia"/>
+        </w:rPr>
+      </w:pPr>
+      <w:r>
+        <w:rPr>
+          <w:noProof/>
+        </w:rPr>
+        <w:lastRenderedPageBreak/>
+        <w:drawing>
+          <wp:anchor distT="0" distB="0" distL="114300" distR="114300" simplePos="0" relativeHeight="251678720" behindDoc="0" locked="0" layoutInCell="1" allowOverlap="1" wp14:anchorId="6D6D0CAD" wp14:editId="5EF88090">
+            <wp:simplePos x="0" y="0"/>
+            <wp:positionH relativeFrom="column">
+              <wp:posOffset>46990</wp:posOffset>
+            </wp:positionH>
+            <wp:positionV relativeFrom="paragraph">
+              <wp:posOffset>0</wp:posOffset>
+            </wp:positionV>
+            <wp:extent cx="4671060" cy="2635885"/>
+            <wp:effectExtent l="0" t="0" r="0" b="0"/>
+            <wp:wrapTopAndBottom/>
+            <wp:docPr id="1719559024" name="그림 1"/>
+            <wp:cNvGraphicFramePr>
+              <a:graphicFrameLocks xmlns:a="http://schemas.openxmlformats.org/drawingml/2006/main" noChangeAspect="1"/>
+            </wp:cNvGraphicFramePr>
+            <a:graphic xmlns:a="http://schemas.openxmlformats.org/drawingml/2006/main">
+              <a:graphicData uri="http://schemas.openxmlformats.org/drawingml/2006/picture">
+                <pic:pic xmlns:pic="http://schemas.openxmlformats.org/drawingml/2006/picture">
+                  <pic:nvPicPr>
+                    <pic:cNvPr id="1719559024" name=""/>
+                    <pic:cNvPicPr/>
+                  </pic:nvPicPr>
+                  <pic:blipFill>
+                    <a:blip r:embed="rId14" cstate="print">
+                      <a:extLst>
+                        <a:ext uri="{28A0092B-C50C-407E-A947-70E740481C1C}">
+                          <a14:useLocalDpi xmlns:a14="http://schemas.microsoft.com/office/drawing/2010/main" val="0"/>
+                        </a:ext>
+                      </a:extLst>
+                    </a:blip>
+                    <a:stretch>
+                      <a:fillRect/>
+                    </a:stretch>
+                  </pic:blipFill>
+                  <pic:spPr>
+                    <a:xfrm>
+                      <a:off x="0" y="0"/>
+                      <a:ext cx="4671060" cy="2635885"/>
+                    </a:xfrm>
+                    <a:prstGeom prst="rect">
+                      <a:avLst/>
+                    </a:prstGeom>
+                  </pic:spPr>
+                </pic:pic>
+              </a:graphicData>
+            </a:graphic>
+            <wp14:sizeRelH relativeFrom="margin">
+              <wp14:pctWidth>0</wp14:pctWidth>
+            </wp14:sizeRelH>
+            <wp14:sizeRelV relativeFrom="margin">
+              <wp14:pctHeight>0</wp14:pctHeight>
+            </wp14:sizeRelV>
+          </wp:anchor>
+        </w:drawing>
+      </w:r>
+    </w:p>
+    <w:p>
+      <w:pPr>
+        <w:pStyle w:val="a6"/>
+        <w:numPr>
+          <w:ilvl w:val="0"/>
+          <w:numId w:val="24"/>
+        </w:numPr>
+      </w:pPr>
+      <w:r>
+        <w:rPr>
+          <w:rFonts w:hint="eastAsia"/>
+        </w:rPr>
+        <w:t>스테이지 3에 사용한 미니게임 활용</w:t>
+      </w:r>
+    </w:p>
+    <w:p>
+      <w:pPr>
+        <w:pStyle w:val="a6"/>
+        <w:numPr>
+          <w:ilvl w:val="0"/>
+          <w:numId w:val="24"/>
+        </w:numPr>
+      </w:pPr>
+      <w:r>
+        <w:rPr>
+          <w:rFonts w:hint="eastAsia"/>
+        </w:rPr>
+        <w:t>세 레버를 모두 돌려야 하는 난이도로 설계</w:t>
+      </w:r>
+    </w:p>
+    <w:p>
+      <w:pPr>
+        <w:pStyle w:val="2"/>
+        <w:rPr>
+          <w:rFonts w:hint="eastAsia"/>
+        </w:rPr>
+      </w:pPr>
+      <w:r>
+        <w:rPr>
+          <w:rFonts w:hint="eastAsia"/>
+        </w:rPr>
+        <w:t xml:space="preserve">3.4 네 번째 미니게임 (로로의 모험 + 바이너리 랜드) </w:t>
+      </w:r>
+    </w:p>
+    <w:p>
+      <w:r>
+        <w:rPr>
+          <w:rFonts w:hint="eastAsia"/>
+        </w:rPr>
+        <w:t>- 세 번째 미니게임을 클리어하고 다리를 건너가면 이벤트가 발생하고 파트너의 목소리가 들린다</w:t>
+      </w:r>
+    </w:p>
+    <w:p>
+      <w:proofErr w:type="gramStart"/>
+      <w:r>
+        <w:rPr>
+          <w:rFonts w:hint="eastAsia"/>
+        </w:rPr>
+        <w:t>파트너 :</w:t>
+      </w:r>
+      <w:proofErr w:type="gramEnd"/>
+      <w:r>
+        <w:rPr>
+          <w:rFonts w:hint="eastAsia"/>
+        </w:rPr>
+        <w:t xml:space="preserve"> </w:t>
+      </w:r>
+      <w:r>
+        <w:t>…</w:t>
+      </w:r>
+      <w:r>
+        <w:rPr>
+          <w:rFonts w:hint="eastAsia"/>
+        </w:rPr>
+        <w:t>정</w:t>
+      </w:r>
+      <w:proofErr w:type="gramStart"/>
+      <w:r>
+        <w:t>…</w:t>
+      </w:r>
+      <w:r>
+        <w:rPr>
+          <w:rFonts w:hint="eastAsia"/>
+        </w:rPr>
+        <w:t>.차</w:t>
+      </w:r>
+      <w:proofErr w:type="gramEnd"/>
+      <w:r>
+        <w:t>…</w:t>
+      </w:r>
+      <w:proofErr w:type="spellStart"/>
+      <w:r>
+        <w:rPr>
+          <w:rFonts w:hint="eastAsia"/>
+        </w:rPr>
+        <w:t>려</w:t>
+      </w:r>
+      <w:proofErr w:type="spellEnd"/>
+      <w:r>
+        <w:rPr>
+          <w:rFonts w:hint="eastAsia"/>
+        </w:rPr>
+        <w:t>!!</w:t>
+      </w:r>
+    </w:p>
+    <w:p>
+      <w:proofErr w:type="gramStart"/>
+      <w:r>
+        <w:rPr>
+          <w:rFonts w:hint="eastAsia"/>
+        </w:rPr>
+        <w:t>주인공 :</w:t>
+      </w:r>
+      <w:proofErr w:type="gramEnd"/>
+      <w:r>
+        <w:rPr>
+          <w:rFonts w:hint="eastAsia"/>
+        </w:rPr>
+        <w:t xml:space="preserve"> 어???</w:t>
+      </w:r>
+    </w:p>
+    <w:p>
+      <w:proofErr w:type="gramStart"/>
+      <w:r>
+        <w:rPr>
+          <w:rFonts w:hint="eastAsia"/>
+        </w:rPr>
+        <w:t>파트너 :</w:t>
+      </w:r>
+      <w:proofErr w:type="gramEnd"/>
+      <w:r>
+        <w:rPr>
+          <w:rFonts w:hint="eastAsia"/>
+        </w:rPr>
+        <w:t xml:space="preserve"> 일어나봐</w:t>
+      </w:r>
+    </w:p>
+    <w:p>
+      <w:proofErr w:type="gramStart"/>
+      <w:r>
+        <w:rPr>
+          <w:rFonts w:hint="eastAsia"/>
+        </w:rPr>
+        <w:t>주인공 :</w:t>
+      </w:r>
+      <w:proofErr w:type="gramEnd"/>
+      <w:r>
+        <w:rPr>
+          <w:rFonts w:hint="eastAsia"/>
+        </w:rPr>
+        <w:t xml:space="preserve"> 목소리가, 들리는데</w:t>
+      </w:r>
+      <w:r>
+        <w:t>…</w:t>
+      </w:r>
+      <w:r>
+        <w:rPr>
+          <w:rFonts w:hint="eastAsia"/>
+        </w:rPr>
+        <w:t xml:space="preserve"> 현실에서 날 부르는 </w:t>
+      </w:r>
+      <w:proofErr w:type="gramStart"/>
+      <w:r>
+        <w:rPr>
+          <w:rFonts w:hint="eastAsia"/>
+        </w:rPr>
+        <w:t>목소리인가</w:t>
+      </w:r>
+      <w:proofErr w:type="gramEnd"/>
+    </w:p>
+    <w:p>
+      <w:proofErr w:type="gramStart"/>
+      <w:r>
+        <w:rPr>
+          <w:rFonts w:hint="eastAsia"/>
+        </w:rPr>
+        <w:t>주인공 :</w:t>
+      </w:r>
+      <w:proofErr w:type="gramEnd"/>
+      <w:r>
+        <w:rPr>
+          <w:rFonts w:hint="eastAsia"/>
+        </w:rPr>
+        <w:t xml:space="preserve"> 얼마 안 남았어, 진짜 바깥 세상이 가까워진 것 같아</w:t>
+      </w:r>
+    </w:p>
+    <w:p>
+      <w:proofErr w:type="gramStart"/>
+      <w:r>
+        <w:rPr>
+          <w:rFonts w:hint="eastAsia"/>
+        </w:rPr>
+        <w:t>파트너 :</w:t>
+      </w:r>
+      <w:proofErr w:type="gramEnd"/>
+      <w:r>
+        <w:rPr>
+          <w:rFonts w:hint="eastAsia"/>
+        </w:rPr>
+        <w:t xml:space="preserve"> 내가 </w:t>
+      </w:r>
+      <w:proofErr w:type="spellStart"/>
+      <w:r>
+        <w:rPr>
+          <w:rFonts w:hint="eastAsia"/>
+        </w:rPr>
+        <w:t>도와줄게</w:t>
+      </w:r>
+      <w:proofErr w:type="spellEnd"/>
+    </w:p>
+    <w:p>
+      <w:proofErr w:type="gramStart"/>
+      <w:r>
+        <w:rPr>
+          <w:rFonts w:hint="eastAsia"/>
+        </w:rPr>
+        <w:t>주인공 :</w:t>
+      </w:r>
+      <w:proofErr w:type="gramEnd"/>
+      <w:r>
+        <w:rPr>
+          <w:rFonts w:hint="eastAsia"/>
+        </w:rPr>
+        <w:t xml:space="preserve"> 어 </w:t>
+      </w:r>
+      <w:proofErr w:type="spellStart"/>
+      <w:r>
+        <w:rPr>
+          <w:rFonts w:hint="eastAsia"/>
+        </w:rPr>
+        <w:t>뭐야</w:t>
+      </w:r>
+      <w:proofErr w:type="spellEnd"/>
+      <w:r>
+        <w:rPr>
+          <w:rFonts w:hint="eastAsia"/>
+        </w:rPr>
+        <w:t xml:space="preserve">??? 언제 옆으로 </w:t>
+      </w:r>
+      <w:proofErr w:type="spellStart"/>
+      <w:r>
+        <w:rPr>
+          <w:rFonts w:hint="eastAsia"/>
+        </w:rPr>
+        <w:t>온거야</w:t>
+      </w:r>
+      <w:proofErr w:type="spellEnd"/>
+    </w:p>
+    <w:p>
+      <w:proofErr w:type="gramStart"/>
+      <w:r>
+        <w:rPr>
+          <w:rFonts w:hint="eastAsia"/>
+        </w:rPr>
+        <w:t>파트너 :</w:t>
+      </w:r>
+      <w:proofErr w:type="gramEnd"/>
+      <w:r>
+        <w:rPr>
+          <w:rFonts w:hint="eastAsia"/>
+        </w:rPr>
+        <w:t xml:space="preserve"> 이제 다 왔어, 내가 현실세계로 돌아갈 수 있게 </w:t>
+      </w:r>
+      <w:proofErr w:type="spellStart"/>
+      <w:r>
+        <w:rPr>
+          <w:rFonts w:hint="eastAsia"/>
+        </w:rPr>
+        <w:t>도와줄게</w:t>
+      </w:r>
+      <w:proofErr w:type="spellEnd"/>
+      <w:r>
+        <w:rPr>
+          <w:rFonts w:hint="eastAsia"/>
+        </w:rPr>
+        <w:t xml:space="preserve"> </w:t>
+      </w:r>
+    </w:p>
+    <w:p/>
     <w:sectPr>
       <w:pgSz w:w="11906" w:h="16838"/>
       <w:pgMar w:top="1701" w:right="1440" w:bottom="1440" w:left="1440" w:header="851" w:footer="992" w:gutter="0"/>

--- a/Documents/스테이지 5 기획서.docx
+++ b/Documents/스테이지 5 기획서.docx
@@ -800,28 +800,12 @@
             <w:tcW w:w="2642" w:type="dxa"/>
           </w:tcPr>
           <w:p>
-            <w:proofErr w:type="gramStart"/>
             <w:r>
               <w:rPr>
                 <w:rFonts w:hint="eastAsia"/>
               </w:rPr>
-              <w:t>W,S</w:t>
-            </w:r>
-            <w:proofErr w:type="gramEnd"/>
-            <w:r>
-              <w:rPr>
-                <w:rFonts w:hint="eastAsia"/>
-              </w:rPr>
-              <w:t>,</w:t>
-            </w:r>
-            <w:proofErr w:type="gramStart"/>
-            <w:r>
-              <w:rPr>
-                <w:rFonts w:hint="eastAsia"/>
-              </w:rPr>
-              <w:t>A,D</w:t>
-            </w:r>
-            <w:proofErr w:type="gramEnd"/>
+              <w:t>W,S,A,D</w:t>
+            </w:r>
           </w:p>
         </w:tc>
       </w:tr>
@@ -946,21 +930,7 @@
               <w:rPr>
                 <w:rFonts w:hint="eastAsia"/>
               </w:rPr>
-              <w:t xml:space="preserve">(키 할당 없음, 점프 후 조건에 </w:t>
-            </w:r>
-            <w:proofErr w:type="gramStart"/>
-            <w:r>
-              <w:rPr>
-                <w:rFonts w:hint="eastAsia"/>
-              </w:rPr>
-              <w:t>걸맞는</w:t>
-            </w:r>
-            <w:proofErr w:type="gramEnd"/>
-            <w:r>
-              <w:rPr>
-                <w:rFonts w:hint="eastAsia"/>
-              </w:rPr>
-              <w:t xml:space="preserve"> 높이의 턱 위를 잡으면 자동으로 발동)</w:t>
+              <w:t>(키 할당 없음, 점프 후 조건에 걸맞는 높이의 턱 위를 잡으면 자동으로 발동)</w:t>
             </w:r>
           </w:p>
         </w:tc>
@@ -1257,14 +1227,12 @@
             <w:tcW w:w="2263" w:type="dxa"/>
           </w:tcPr>
           <w:p>
-            <w:proofErr w:type="spellStart"/>
             <w:r>
               <w:rPr>
                 <w:rFonts w:hint="eastAsia"/>
               </w:rPr>
               <w:t>움크리기</w:t>
             </w:r>
-            <w:proofErr w:type="spellEnd"/>
           </w:p>
         </w:tc>
         <w:tc>
@@ -1428,21 +1396,7 @@
         <w:rPr>
           <w:rFonts w:hint="eastAsia"/>
         </w:rPr>
-        <w:t xml:space="preserve">대화 및 </w:t>
-      </w:r>
-      <w:proofErr w:type="spellStart"/>
-      <w:r>
-        <w:rPr>
-          <w:rFonts w:hint="eastAsia"/>
-        </w:rPr>
-        <w:t>대사창</w:t>
-      </w:r>
-      <w:proofErr w:type="spellEnd"/>
-      <w:r>
-        <w:rPr>
-          <w:rFonts w:hint="eastAsia"/>
-        </w:rPr>
-        <w:t xml:space="preserve"> </w:t>
+        <w:t xml:space="preserve">대화 및 대사창 </w:t>
       </w:r>
     </w:p>
     <w:p>
@@ -1959,21 +1913,7 @@
         <w:rPr>
           <w:rFonts w:hint="eastAsia"/>
         </w:rPr>
-        <w:t xml:space="preserve">- </w:t>
-      </w:r>
-      <w:proofErr w:type="spellStart"/>
-      <w:r>
-        <w:rPr>
-          <w:rFonts w:hint="eastAsia"/>
-        </w:rPr>
-        <w:t>테트로미노</w:t>
-      </w:r>
-      <w:proofErr w:type="spellEnd"/>
-      <w:r>
-        <w:rPr>
-          <w:rFonts w:hint="eastAsia"/>
-        </w:rPr>
-        <w:t xml:space="preserve"> 12 조각을 모두 활용하여 다음 모양을 만들기</w:t>
+        <w:t>- 테트로미노 12 조각을 모두 활용하여 다음 모양을 만들기</w:t>
       </w:r>
     </w:p>
     <w:p>
@@ -2151,16 +2091,8 @@
         <w:rPr>
           <w:rFonts w:hint="eastAsia"/>
         </w:rPr>
-        <w:t xml:space="preserve"> : 3 L, 6 L, 11 L 양동이를 사용하여 34 L의 물을 정확히 </w:t>
-      </w:r>
-      <w:proofErr w:type="spellStart"/>
-      <w:r>
-        <w:rPr>
-          <w:rFonts w:hint="eastAsia"/>
-        </w:rPr>
-        <w:t>만드시오</w:t>
-      </w:r>
-      <w:proofErr w:type="spellEnd"/>
+        <w:t xml:space="preserve"> : 3 L, 6 L, 11 L 양동이를 사용하여 34 L의 물을 정확히 만드시오</w:t>
+      </w:r>
       <w:r>
         <w:rPr>
           <w:rFonts w:hint="eastAsia"/>
@@ -2309,14 +2241,199 @@
       </w:r>
     </w:p>
     <w:p>
-      <w:proofErr w:type="gramStart"/>
-      <w:r>
-        <w:rPr>
-          <w:rFonts w:hint="eastAsia"/>
-        </w:rPr>
-        <w:t>파트너 :</w:t>
-      </w:r>
-      <w:proofErr w:type="gramEnd"/>
+      <w:r>
+        <w:rPr>
+          <w:rFonts w:hint="eastAsia"/>
+        </w:rPr>
+        <w:t xml:space="preserve">파트너 : </w:t>
+      </w:r>
+      <w:r>
+        <w:t>…</w:t>
+      </w:r>
+      <w:r>
+        <w:rPr>
+          <w:rFonts w:hint="eastAsia"/>
+        </w:rPr>
+        <w:t>정</w:t>
+      </w:r>
+      <w:r>
+        <w:t>…</w:t>
+      </w:r>
+      <w:r>
+        <w:rPr>
+          <w:rFonts w:hint="eastAsia"/>
+        </w:rPr>
+        <w:t>.차</w:t>
+      </w:r>
+      <w:r>
+        <w:t>…</w:t>
+      </w:r>
+      <w:r>
+        <w:rPr>
+          <w:rFonts w:hint="eastAsia"/>
+        </w:rPr>
+        <w:t>려!!</w:t>
+      </w:r>
+    </w:p>
+    <w:p>
+      <w:r>
+        <w:rPr>
+          <w:rFonts w:hint="eastAsia"/>
+        </w:rPr>
+        <w:t>주인공 : 어???</w:t>
+      </w:r>
+    </w:p>
+    <w:p>
+      <w:r>
+        <w:rPr>
+          <w:rFonts w:hint="eastAsia"/>
+        </w:rPr>
+        <w:t>파트너 : 일어나봐</w:t>
+      </w:r>
+    </w:p>
+    <w:p>
+      <w:r>
+        <w:rPr>
+          <w:rFonts w:hint="eastAsia"/>
+        </w:rPr>
+        <w:t>주인공 : 목소리가, 들리는데</w:t>
+      </w:r>
+      <w:r>
+        <w:t>…</w:t>
+      </w:r>
+      <w:r>
+        <w:rPr>
+          <w:rFonts w:hint="eastAsia"/>
+        </w:rPr>
+        <w:t xml:space="preserve"> 현실에서 날 부르는 목소리인가</w:t>
+      </w:r>
+    </w:p>
+    <w:p>
+      <w:r>
+        <w:rPr>
+          <w:rFonts w:hint="eastAsia"/>
+        </w:rPr>
+        <w:t>주인공 : 얼마 안 남았어, 진짜 바깥 세상이 가까워진 것 같아</w:t>
+      </w:r>
+    </w:p>
+    <w:p>
+      <w:r>
+        <w:rPr>
+          <w:rFonts w:hint="eastAsia"/>
+        </w:rPr>
+        <w:t>파트너 : 내가 도와줄게</w:t>
+      </w:r>
+    </w:p>
+    <w:p>
+      <w:r>
+        <w:rPr>
+          <w:rFonts w:hint="eastAsia"/>
+        </w:rPr>
+        <w:t>주인공 : 어 뭐야??? 언제 옆으로 온거야</w:t>
+      </w:r>
+    </w:p>
+    <w:p>
+      <w:r>
+        <w:rPr>
+          <w:rFonts w:hint="eastAsia"/>
+        </w:rPr>
+        <w:t xml:space="preserve">파트너 : 이제 다 왔어, 내가 현실세계로 돌아갈 수 있게 도와줄게 </w:t>
+      </w:r>
+    </w:p>
+    <w:p/>
+    <w:p/>
+    <w:p/>
+    <w:p/>
+    <w:p>
+      <w:pPr>
+        <w:rPr>
+          <w:rFonts w:hint="eastAsia"/>
+        </w:rPr>
+      </w:pPr>
+      <w:r>
+        <w:rPr>
+          <w:noProof/>
+        </w:rPr>
+        <w:lastRenderedPageBreak/>
+        <w:drawing>
+          <wp:anchor distT="0" distB="0" distL="114300" distR="114300" simplePos="0" relativeHeight="251680768" behindDoc="0" locked="0" layoutInCell="1" allowOverlap="1" wp14:anchorId="757DCBC3" wp14:editId="0CAB28A5">
+            <wp:simplePos x="0" y="0"/>
+            <wp:positionH relativeFrom="column">
+              <wp:posOffset>71236</wp:posOffset>
+            </wp:positionH>
+            <wp:positionV relativeFrom="paragraph">
+              <wp:posOffset>272638</wp:posOffset>
+            </wp:positionV>
+            <wp:extent cx="2629080" cy="3930732"/>
+            <wp:effectExtent l="0" t="0" r="0" b="0"/>
+            <wp:wrapTopAndBottom/>
+            <wp:docPr id="1215520707" name="그림 1"/>
+            <wp:cNvGraphicFramePr>
+              <a:graphicFrameLocks xmlns:a="http://schemas.openxmlformats.org/drawingml/2006/main" noChangeAspect="1"/>
+            </wp:cNvGraphicFramePr>
+            <a:graphic xmlns:a="http://schemas.openxmlformats.org/drawingml/2006/main">
+              <a:graphicData uri="http://schemas.openxmlformats.org/drawingml/2006/picture">
+                <pic:pic xmlns:pic="http://schemas.openxmlformats.org/drawingml/2006/picture">
+                  <pic:nvPicPr>
+                    <pic:cNvPr id="1215520707" name=""/>
+                    <pic:cNvPicPr/>
+                  </pic:nvPicPr>
+                  <pic:blipFill>
+                    <a:blip r:embed="rId15">
+                      <a:extLst>
+                        <a:ext uri="{28A0092B-C50C-407E-A947-70E740481C1C}">
+                          <a14:useLocalDpi xmlns:a14="http://schemas.microsoft.com/office/drawing/2010/main" val="0"/>
+                        </a:ext>
+                      </a:extLst>
+                    </a:blip>
+                    <a:stretch>
+                      <a:fillRect/>
+                    </a:stretch>
+                  </pic:blipFill>
+                  <pic:spPr>
+                    <a:xfrm>
+                      <a:off x="0" y="0"/>
+                      <a:ext cx="2629080" cy="3930732"/>
+                    </a:xfrm>
+                    <a:prstGeom prst="rect">
+                      <a:avLst/>
+                    </a:prstGeom>
+                  </pic:spPr>
+                </pic:pic>
+              </a:graphicData>
+            </a:graphic>
+          </wp:anchor>
+        </w:drawing>
+      </w:r>
+    </w:p>
+    <w:p>
+      <w:pPr>
+        <w:pStyle w:val="a6"/>
+        <w:numPr>
+          <w:ilvl w:val="0"/>
+          <w:numId w:val="24"/>
+        </w:numPr>
+      </w:pPr>
+      <w:r>
+        <w:rPr>
+          <w:rFonts w:hint="eastAsia"/>
+        </w:rPr>
+        <w:t>바이너리 랜드의 조작 방식을 바탕으로 로로의 모험의 기믹이 추가된다.</w:t>
+      </w:r>
+    </w:p>
+    <w:p>
+      <w:pPr>
+        <w:ind w:left="800"/>
+        <w:rPr>
+          <w:rFonts w:hint="eastAsia"/>
+        </w:rPr>
+      </w:pPr>
+      <w:r>
+        <w:rPr>
+          <w:rFonts w:hint="eastAsia"/>
+        </w:rPr>
+        <w:t>기획 의도 : 유저는 이전 Stage4에서 익힌 기믹들을 바탕으로 Stage3의 바이너리랜드 조작 방식에 활용해야 한다. 양쪽을 신경</w:t>
+      </w:r>
       <w:r>
         <w:rPr>
           <w:rFonts w:hint="eastAsia"/>
@@ -2324,15 +2441,119 @@
         <w:t xml:space="preserve"> </w:t>
       </w:r>
       <w:r>
+        <w:rPr>
+          <w:rFonts w:hint="eastAsia"/>
+        </w:rPr>
+        <w:t xml:space="preserve">쓰면서 동시에 </w:t>
+      </w:r>
+      <w:r>
+        <w:rPr>
+          <w:rFonts w:hint="eastAsia"/>
+        </w:rPr>
+        <w:t>퍼즐</w:t>
+      </w:r>
+      <w:r>
+        <w:rPr>
+          <w:rFonts w:hint="eastAsia"/>
+        </w:rPr>
+        <w:t xml:space="preserve">도 신경써야하니 마지막에 걸맞는 난이도로 생각한다. </w:t>
+      </w:r>
+    </w:p>
+    <w:p>
+      <w:pPr>
+        <w:rPr>
+          <w:rFonts w:hint="eastAsia"/>
+        </w:rPr>
+      </w:pPr>
+    </w:p>
+    <w:p/>
+    <w:p>
+      <w:pPr>
+        <w:pStyle w:val="1"/>
+      </w:pPr>
+      <w:r>
+        <w:rPr>
+          <w:rFonts w:hint="eastAsia"/>
+        </w:rPr>
+        <w:t>4. 엔딩</w:t>
+      </w:r>
+    </w:p>
+    <w:p>
+      <w:pPr>
+        <w:pStyle w:val="2"/>
+      </w:pPr>
+      <w:r>
+        <w:rPr>
+          <w:rFonts w:hint="eastAsia"/>
+        </w:rPr>
+        <w:t xml:space="preserve">4.1 노멀 엔딩 (기억 회복률 50% 이상, 100% 미만) </w:t>
+      </w:r>
+    </w:p>
+    <w:p>
+      <w:r>
+        <w:rPr>
+          <w:rFonts w:hint="eastAsia"/>
+        </w:rPr>
+        <w:t>(병실)</w:t>
+      </w:r>
+    </w:p>
+    <w:p>
+      <w:r>
+        <w:rPr>
+          <w:rFonts w:hint="eastAsia"/>
+        </w:rPr>
+        <w:t>파트너 : 눈 좀 떠봐</w:t>
+      </w:r>
+    </w:p>
+    <w:p>
+      <w:r>
+        <w:rPr>
+          <w:rFonts w:hint="eastAsia"/>
+        </w:rPr>
+        <w:t>주인공 : 어</w:t>
+      </w:r>
+      <w:r>
         <w:t>…</w:t>
       </w:r>
-      <w:r>
-        <w:rPr>
-          <w:rFonts w:hint="eastAsia"/>
-        </w:rPr>
-        <w:t>정</w:t>
-      </w:r>
-      <w:proofErr w:type="gramStart"/>
+    </w:p>
+    <w:p>
+      <w:r>
+        <w:rPr>
+          <w:rFonts w:hint="eastAsia"/>
+        </w:rPr>
+        <w:t>파트너 : 다행이다. 얼마나 걱정했는지 알아?</w:t>
+      </w:r>
+    </w:p>
+    <w:p>
+      <w:r>
+        <w:rPr>
+          <w:rFonts w:hint="eastAsia"/>
+        </w:rPr>
+        <w:t>의사 : 구조 당시만 해도 의식이 없었는데 반나절만에 의식을 되찾았군요, 이건 기적입니</w:t>
+      </w:r>
+      <w:r>
+        <w:rPr>
+          <w:rFonts w:hint="eastAsia"/>
+        </w:rPr>
+        <w:lastRenderedPageBreak/>
+        <w:t>다.</w:t>
+      </w:r>
+    </w:p>
+    <w:p>
+      <w:r>
+        <w:rPr>
+          <w:rFonts w:hint="eastAsia"/>
+        </w:rPr>
+        <w:t xml:space="preserve">의상 : 안정만 되찾으시면 될 것 같습니다. </w:t>
+      </w:r>
+    </w:p>
+    <w:p>
+      <w:r>
+        <w:rPr>
+          <w:rFonts w:hint="eastAsia"/>
+        </w:rPr>
+        <w:t>파트너 : 나</w:t>
+      </w:r>
       <w:r>
         <w:t>…</w:t>
       </w:r>
@@ -2340,73 +2561,34 @@
         <w:rPr>
           <w:rFonts w:hint="eastAsia"/>
         </w:rPr>
-        <w:t>.차</w:t>
-      </w:r>
-      <w:proofErr w:type="gramEnd"/>
+        <w:t xml:space="preserve"> 기억하지??? </w:t>
+      </w:r>
+    </w:p>
+    <w:p>
+      <w:r>
+        <w:rPr>
+          <w:rFonts w:hint="eastAsia"/>
+        </w:rPr>
+        <w:t>주인공 : 어..응</w:t>
+      </w:r>
       <w:r>
         <w:t>…</w:t>
       </w:r>
-      <w:proofErr w:type="spellStart"/>
-      <w:r>
-        <w:rPr>
-          <w:rFonts w:hint="eastAsia"/>
-        </w:rPr>
-        <w:t>려</w:t>
-      </w:r>
-      <w:proofErr w:type="spellEnd"/>
-      <w:r>
-        <w:rPr>
-          <w:rFonts w:hint="eastAsia"/>
-        </w:rPr>
-        <w:t>!!</w:t>
-      </w:r>
-    </w:p>
-    <w:p>
-      <w:proofErr w:type="gramStart"/>
-      <w:r>
-        <w:rPr>
-          <w:rFonts w:hint="eastAsia"/>
-        </w:rPr>
-        <w:t>주인공 :</w:t>
-      </w:r>
-      <w:proofErr w:type="gramEnd"/>
-      <w:r>
-        <w:rPr>
-          <w:rFonts w:hint="eastAsia"/>
-        </w:rPr>
-        <w:t xml:space="preserve"> 어???</w:t>
-      </w:r>
-    </w:p>
-    <w:p>
-      <w:proofErr w:type="gramStart"/>
-      <w:r>
-        <w:rPr>
-          <w:rFonts w:hint="eastAsia"/>
-        </w:rPr>
-        <w:t>파트너 :</w:t>
-      </w:r>
-      <w:proofErr w:type="gramEnd"/>
-      <w:r>
-        <w:rPr>
-          <w:rFonts w:hint="eastAsia"/>
-        </w:rPr>
-        <w:t xml:space="preserve"> 일어나봐</w:t>
-      </w:r>
-    </w:p>
-    <w:p>
-      <w:proofErr w:type="gramStart"/>
-      <w:r>
-        <w:rPr>
-          <w:rFonts w:hint="eastAsia"/>
-        </w:rPr>
-        <w:t>주인공 :</w:t>
-      </w:r>
-      <w:proofErr w:type="gramEnd"/>
-      <w:r>
-        <w:rPr>
-          <w:rFonts w:hint="eastAsia"/>
-        </w:rPr>
-        <w:t xml:space="preserve"> 목소리가, 들리는데</w:t>
+    </w:p>
+    <w:p>
+      <w:r>
+        <w:rPr>
+          <w:rFonts w:hint="eastAsia"/>
+        </w:rPr>
+        <w:t>(파트너가 조용히 반지를 꺼낸다)</w:t>
+      </w:r>
+    </w:p>
+    <w:p>
+      <w:r>
+        <w:rPr>
+          <w:rFonts w:hint="eastAsia"/>
+        </w:rPr>
+        <w:t>파트너 : 이번 모험을 다녀오면 말하려고 했었어</w:t>
       </w:r>
       <w:r>
         <w:t>…</w:t>
@@ -2415,118 +2597,406 @@
         <w:rPr>
           <w:rFonts w:hint="eastAsia"/>
         </w:rPr>
-        <w:t xml:space="preserve"> 현실에서 날 부르는 </w:t>
-      </w:r>
-      <w:proofErr w:type="gramStart"/>
-      <w:r>
-        <w:rPr>
-          <w:rFonts w:hint="eastAsia"/>
-        </w:rPr>
-        <w:t>목소리인가</w:t>
-      </w:r>
-      <w:proofErr w:type="gramEnd"/>
-    </w:p>
-    <w:p>
-      <w:proofErr w:type="gramStart"/>
-      <w:r>
-        <w:rPr>
-          <w:rFonts w:hint="eastAsia"/>
-        </w:rPr>
-        <w:t>주인공 :</w:t>
-      </w:r>
-      <w:proofErr w:type="gramEnd"/>
-      <w:r>
-        <w:rPr>
-          <w:rFonts w:hint="eastAsia"/>
-        </w:rPr>
-        <w:t xml:space="preserve"> 얼마 안 남았어, 진짜 바깥 세상이 가까워진 것 같아</w:t>
-      </w:r>
-    </w:p>
-    <w:p>
-      <w:proofErr w:type="gramStart"/>
-      <w:r>
-        <w:rPr>
-          <w:rFonts w:hint="eastAsia"/>
-        </w:rPr>
-        <w:t>파트너 :</w:t>
-      </w:r>
-      <w:proofErr w:type="gramEnd"/>
-      <w:r>
-        <w:rPr>
-          <w:rFonts w:hint="eastAsia"/>
-        </w:rPr>
-        <w:t xml:space="preserve"> 내가 </w:t>
-      </w:r>
-      <w:proofErr w:type="spellStart"/>
-      <w:r>
-        <w:rPr>
-          <w:rFonts w:hint="eastAsia"/>
-        </w:rPr>
-        <w:t>도와줄게</w:t>
-      </w:r>
-      <w:proofErr w:type="spellEnd"/>
-    </w:p>
-    <w:p>
-      <w:proofErr w:type="gramStart"/>
-      <w:r>
-        <w:rPr>
-          <w:rFonts w:hint="eastAsia"/>
-        </w:rPr>
-        <w:t>주인공 :</w:t>
-      </w:r>
-      <w:proofErr w:type="gramEnd"/>
-      <w:r>
-        <w:rPr>
-          <w:rFonts w:hint="eastAsia"/>
-        </w:rPr>
-        <w:t xml:space="preserve"> 어 </w:t>
-      </w:r>
-      <w:proofErr w:type="spellStart"/>
-      <w:r>
-        <w:rPr>
-          <w:rFonts w:hint="eastAsia"/>
-        </w:rPr>
-        <w:t>뭐야</w:t>
-      </w:r>
-      <w:proofErr w:type="spellEnd"/>
-      <w:r>
-        <w:rPr>
-          <w:rFonts w:hint="eastAsia"/>
-        </w:rPr>
-        <w:t xml:space="preserve">??? 언제 옆으로 </w:t>
-      </w:r>
-      <w:proofErr w:type="spellStart"/>
-      <w:r>
-        <w:rPr>
-          <w:rFonts w:hint="eastAsia"/>
-        </w:rPr>
-        <w:t>온거야</w:t>
-      </w:r>
-      <w:proofErr w:type="spellEnd"/>
-    </w:p>
-    <w:p>
-      <w:proofErr w:type="gramStart"/>
-      <w:r>
-        <w:rPr>
-          <w:rFonts w:hint="eastAsia"/>
-        </w:rPr>
-        <w:t>파트너 :</w:t>
-      </w:r>
-      <w:proofErr w:type="gramEnd"/>
-      <w:r>
-        <w:rPr>
-          <w:rFonts w:hint="eastAsia"/>
-        </w:rPr>
-        <w:t xml:space="preserve"> 이제 다 왔어, 내가 현실세계로 돌아갈 수 있게 </w:t>
-      </w:r>
-      <w:proofErr w:type="spellStart"/>
-      <w:r>
-        <w:rPr>
-          <w:rFonts w:hint="eastAsia"/>
-        </w:rPr>
-        <w:t>도와줄게</w:t>
-      </w:r>
-      <w:proofErr w:type="spellEnd"/>
+        <w:t xml:space="preserve"> 사실은 나</w:t>
+      </w:r>
+      <w:r>
+        <w:t>…</w:t>
+      </w:r>
+    </w:p>
+    <w:p>
+      <w:r>
+        <w:rPr>
+          <w:rFonts w:hint="eastAsia"/>
+        </w:rPr>
+        <w:t>주인공 : 잠깐만</w:t>
+      </w:r>
+      <w:r>
+        <w:t>…</w:t>
+      </w:r>
+    </w:p>
+    <w:p>
+      <w:r>
+        <w:rPr>
+          <w:rFonts w:hint="eastAsia"/>
+        </w:rPr>
+        <w:t>파트너 : ???</w:t>
+      </w:r>
+    </w:p>
+    <w:p>
+      <w:r>
+        <w:rPr>
+          <w:rFonts w:hint="eastAsia"/>
+        </w:rPr>
+        <w:t>주인공 : 나</w:t>
+      </w:r>
+      <w:r>
+        <w:t>…</w:t>
+      </w:r>
+      <w:r>
+        <w:rPr>
+          <w:rFonts w:hint="eastAsia"/>
+        </w:rPr>
+        <w:t xml:space="preserve"> 모험가 그만둘게 </w:t>
+      </w:r>
+    </w:p>
+    <w:p>
+      <w:r>
+        <w:rPr>
+          <w:rFonts w:hint="eastAsia"/>
+        </w:rPr>
+        <w:t>파트너 : 어???</w:t>
+      </w:r>
+    </w:p>
+    <w:p>
+      <w:r>
+        <w:rPr>
+          <w:rFonts w:hint="eastAsia"/>
+        </w:rPr>
+        <w:t>주인공 : 아무래도 더 이상</w:t>
+      </w:r>
+      <w:r>
+        <w:t>…</w:t>
+      </w:r>
+      <w:r>
+        <w:rPr>
+          <w:rFonts w:hint="eastAsia"/>
+        </w:rPr>
+        <w:t xml:space="preserve"> 모험가를 할 자신이 안 생겨</w:t>
+      </w:r>
+      <w:r>
+        <w:t>…</w:t>
+      </w:r>
+      <w:r>
+        <w:rPr>
+          <w:rFonts w:hint="eastAsia"/>
+        </w:rPr>
+        <w:t xml:space="preserve"> 뭔가 이번일을 겪고 나서 굉장히 무서워졌어 </w:t>
+      </w:r>
+    </w:p>
+    <w:p>
+      <w:r>
+        <w:rPr>
+          <w:rFonts w:hint="eastAsia"/>
+        </w:rPr>
+        <w:t>파트너 : 왜</w:t>
+      </w:r>
+      <w:r>
+        <w:t>…</w:t>
+      </w:r>
+      <w:r>
+        <w:rPr>
+          <w:rFonts w:hint="eastAsia"/>
+        </w:rPr>
+        <w:t xml:space="preserve"> 왜그래???</w:t>
+      </w:r>
+    </w:p>
+    <w:p>
+      <w:r>
+        <w:rPr>
+          <w:rFonts w:hint="eastAsia"/>
+        </w:rPr>
+        <w:t>주인공 : 미안</w:t>
+      </w:r>
+      <w:r>
+        <w:t>…</w:t>
+      </w:r>
+      <w:r>
+        <w:rPr>
+          <w:rFonts w:hint="eastAsia"/>
+        </w:rPr>
+        <w:t xml:space="preserve"> 나 아무래도</w:t>
+      </w:r>
+      <w:r>
+        <w:t>…</w:t>
+      </w:r>
+      <w:r>
+        <w:rPr>
+          <w:rFonts w:hint="eastAsia"/>
+        </w:rPr>
+        <w:t xml:space="preserve"> 마음속에 뭔가가 비어있는 것 같은 느낌이야</w:t>
+      </w:r>
+    </w:p>
+    <w:p>
+      <w:r>
+        <w:rPr>
+          <w:rFonts w:hint="eastAsia"/>
+        </w:rPr>
+        <w:t>파트너 : 같이 계속 모험하기로 했잖아, 함께!</w:t>
+      </w:r>
+    </w:p>
+    <w:p>
+      <w:r>
+        <w:rPr>
+          <w:rFonts w:hint="eastAsia"/>
+        </w:rPr>
+        <w:t xml:space="preserve">주인공 : </w:t>
+      </w:r>
+      <w:r>
+        <w:t>…</w:t>
+      </w:r>
+      <w:r>
+        <w:rPr>
+          <w:rFonts w:hint="eastAsia"/>
+        </w:rPr>
+        <w:t xml:space="preserve"> 이 반지 못 받을 것 같아, 내가 모험가를 계속 하는게 행복할지, 널 행복하게 할 수 있을지 이젠 잘 모르겠어</w:t>
+      </w:r>
+      <w:r>
+        <w:t>…</w:t>
+      </w:r>
+    </w:p>
+    <w:p>
+      <w:r>
+        <w:rPr>
+          <w:rFonts w:hint="eastAsia"/>
+        </w:rPr>
+        <w:t>주인공 : 모험을 하면서 내가 힘들었던 기억들 밖에 떠오르지 않아</w:t>
+      </w:r>
+      <w:r>
+        <w:t>…</w:t>
+      </w:r>
+      <w:r>
+        <w:rPr>
+          <w:rFonts w:hint="eastAsia"/>
+        </w:rPr>
+        <w:t xml:space="preserve"> 내가 힘들었고, 널 힘들게하고</w:t>
+      </w:r>
+      <w:r>
+        <w:t>…</w:t>
+      </w:r>
+    </w:p>
+    <w:p>
+      <w:r>
+        <w:rPr>
+          <w:rFonts w:hint="eastAsia"/>
+        </w:rPr>
+        <w:t>주인공 : 미안해</w:t>
+      </w:r>
+      <w:r>
+        <w:t>…</w:t>
+      </w:r>
+    </w:p>
+    <w:p/>
+    <w:p>
+      <w:pPr>
+        <w:rPr>
+          <w:rFonts w:hint="eastAsia"/>
+        </w:rPr>
+      </w:pPr>
+      <w:r>
+        <w:rPr>
+          <w:rFonts w:hint="eastAsia"/>
+        </w:rPr>
+        <w:t xml:space="preserve">화면이 암전되고 엔딩 크레딧이 올라온다. </w:t>
+      </w:r>
+    </w:p>
+    <w:p/>
+    <w:p>
+      <w:r>
+        <w:rPr>
+          <w:rFonts w:hint="eastAsia"/>
+        </w:rPr>
+        <w:t xml:space="preserve">4.2 트루 엔딩 (기억 회복률 100%) </w:t>
+      </w:r>
+    </w:p>
+    <w:p>
+      <w:r>
+        <w:rPr>
+          <w:rFonts w:hint="eastAsia"/>
+        </w:rPr>
+        <w:t>(병실)</w:t>
+      </w:r>
+    </w:p>
+    <w:p>
+      <w:r>
+        <w:rPr>
+          <w:rFonts w:hint="eastAsia"/>
+        </w:rPr>
+        <w:t>파트너 : 눈 좀 떠봐</w:t>
+      </w:r>
+    </w:p>
+    <w:p>
+      <w:r>
+        <w:rPr>
+          <w:rFonts w:hint="eastAsia"/>
+        </w:rPr>
+        <w:lastRenderedPageBreak/>
+        <w:t>주인공 : 어</w:t>
+      </w:r>
+      <w:r>
+        <w:t>…</w:t>
+      </w:r>
+    </w:p>
+    <w:p>
+      <w:r>
+        <w:rPr>
+          <w:rFonts w:hint="eastAsia"/>
+        </w:rPr>
+        <w:t>파트너 : 다행이다. 얼마나 걱정했는지 알아?</w:t>
+      </w:r>
+    </w:p>
+    <w:p>
+      <w:r>
+        <w:rPr>
+          <w:rFonts w:hint="eastAsia"/>
+        </w:rPr>
+        <w:t>의사 : 구조 당시만 해도 의식이 없었는데 반나절만에 의식을 되찾았군요, 이건 기적입니다.</w:t>
+      </w:r>
+    </w:p>
+    <w:p>
+      <w:r>
+        <w:rPr>
+          <w:rFonts w:hint="eastAsia"/>
+        </w:rPr>
+        <w:t xml:space="preserve">의상 : 안정만 되찾으시면 될 것 같습니다. </w:t>
+      </w:r>
+    </w:p>
+    <w:p>
+      <w:r>
+        <w:rPr>
+          <w:rFonts w:hint="eastAsia"/>
+        </w:rPr>
+        <w:t>파트너 : 나</w:t>
+      </w:r>
+      <w:r>
+        <w:t>…</w:t>
+      </w:r>
+      <w:r>
+        <w:rPr>
+          <w:rFonts w:hint="eastAsia"/>
+        </w:rPr>
+        <w:t xml:space="preserve"> 기억하지??? </w:t>
+      </w:r>
+    </w:p>
+    <w:p>
+      <w:r>
+        <w:rPr>
+          <w:rFonts w:hint="eastAsia"/>
+        </w:rPr>
+        <w:t>주인공 : 어..응</w:t>
+      </w:r>
+      <w:r>
+        <w:t>…</w:t>
+      </w:r>
+    </w:p>
+    <w:p>
+      <w:r>
+        <w:rPr>
+          <w:rFonts w:hint="eastAsia"/>
+        </w:rPr>
+        <w:t>(파트너가 조용히 반지를 꺼낸다)</w:t>
+      </w:r>
+    </w:p>
+    <w:p>
+      <w:r>
+        <w:rPr>
+          <w:rFonts w:hint="eastAsia"/>
+        </w:rPr>
+        <w:t>파트너 : 이번 모험을 다녀오면 말하려고 했었어</w:t>
+      </w:r>
+      <w:r>
+        <w:t>…</w:t>
+      </w:r>
+      <w:r>
+        <w:rPr>
+          <w:rFonts w:hint="eastAsia"/>
+        </w:rPr>
+        <w:t xml:space="preserve"> 사실은 나</w:t>
+      </w:r>
+      <w:r>
+        <w:t>…</w:t>
+      </w:r>
+    </w:p>
+    <w:p>
+      <w:r>
+        <w:rPr>
+          <w:rFonts w:hint="eastAsia"/>
+        </w:rPr>
+        <w:t>주인공 : (말 없이 파트너를 끌어안는다)</w:t>
+      </w:r>
+    </w:p>
+    <w:p>
+      <w:r>
+        <w:rPr>
+          <w:rFonts w:hint="eastAsia"/>
+        </w:rPr>
+        <w:t xml:space="preserve">파트너 : !!! </w:t>
+      </w:r>
+    </w:p>
+    <w:p>
+      <w:r>
+        <w:rPr>
+          <w:rFonts w:hint="eastAsia"/>
+        </w:rPr>
+        <w:t>주인공 : 보고 싶었어, 그리고 정말 고마워</w:t>
+      </w:r>
+    </w:p>
+    <w:p>
+      <w:r>
+        <w:rPr>
+          <w:rFonts w:hint="eastAsia"/>
+        </w:rPr>
+        <w:t>주인공 : 내가 모험하다 힘들 때 함께 해줘서, 그리고 날 믿고 기다려줘서</w:t>
+      </w:r>
+    </w:p>
+    <w:p>
+      <w:r>
+        <w:rPr>
+          <w:rFonts w:hint="eastAsia"/>
+        </w:rPr>
+        <w:t>주인공 : 혼자 모험하면서 새로운 장소를 보고 두근거리고, 설</w:t>
+      </w:r>
+      <w:r>
+        <w:rPr>
+          <w:rFonts w:hint="eastAsia"/>
+        </w:rPr>
+        <w:t>렜었어</w:t>
+      </w:r>
+    </w:p>
+    <w:p>
+      <w:r>
+        <w:rPr>
+          <w:rFonts w:hint="eastAsia"/>
+        </w:rPr>
+        <w:t>주인공 : 하지만 너랑 모험하고 또 다른 감정을 느꼈어</w:t>
+      </w:r>
+    </w:p>
+    <w:p>
+      <w:r>
+        <w:rPr>
+          <w:rFonts w:hint="eastAsia"/>
+        </w:rPr>
+        <w:t xml:space="preserve">주인공 : 나랑 계속 함께해 주지 않을래? </w:t>
+      </w:r>
+    </w:p>
+    <w:p>
+      <w:r>
+        <w:rPr>
+          <w:rFonts w:hint="eastAsia"/>
+        </w:rPr>
+        <w:t>파트너 : 당연하지!!!</w:t>
+      </w:r>
+    </w:p>
+    <w:p>
+      <w:r>
+        <w:rPr>
+          <w:rFonts w:hint="eastAsia"/>
+        </w:rPr>
+        <w:t>주인공 : 고마워</w:t>
+      </w:r>
+    </w:p>
+    <w:p/>
+    <w:p>
+      <w:pPr>
+        <w:rPr>
+          <w:rFonts w:hint="eastAsia"/>
+        </w:rPr>
+      </w:pPr>
+      <w:r>
+        <w:rPr>
+          <w:rFonts w:hint="eastAsia"/>
+        </w:rPr>
+        <w:t xml:space="preserve">(화면이 Fade Out 되고 엔딩 크레딧이 올라온다) </w:t>
+      </w:r>
       <w:r>
         <w:rPr>
           <w:rFonts w:hint="eastAsia"/>
@@ -2534,7 +3004,6 @@
         <w:t xml:space="preserve"> </w:t>
       </w:r>
     </w:p>
-    <w:p/>
     <w:sectPr>
       <w:pgSz w:w="11906" w:h="16838"/>
       <w:pgMar w:top="1701" w:right="1440" w:bottom="1440" w:left="1440" w:header="851" w:footer="992" w:gutter="0"/>

--- a/Documents/스테이지 5 기획서.docx
+++ b/Documents/스테이지 5 기획서.docx
@@ -2031,67 +2031,67 @@
         <w:rPr>
           <w:rFonts w:hint="eastAsia"/>
         </w:rPr>
-        <w:t>문제</w:t>
-      </w:r>
-      <w:r>
-        <w:rPr>
-          <w:noProof/>
-        </w:rPr>
-        <w:drawing>
-          <wp:anchor distT="0" distB="0" distL="114300" distR="114300" simplePos="0" relativeHeight="251676672" behindDoc="0" locked="0" layoutInCell="1" allowOverlap="1" wp14:anchorId="0F735AE7" wp14:editId="6D0450FC">
-            <wp:simplePos x="0" y="0"/>
-            <wp:positionH relativeFrom="column">
-              <wp:posOffset>0</wp:posOffset>
-            </wp:positionH>
-            <wp:positionV relativeFrom="paragraph">
-              <wp:posOffset>4165</wp:posOffset>
-            </wp:positionV>
-            <wp:extent cx="4785756" cy="1855236"/>
-            <wp:effectExtent l="0" t="0" r="0" b="0"/>
-            <wp:wrapTopAndBottom/>
-            <wp:docPr id="907145331" name="그림 1"/>
-            <wp:cNvGraphicFramePr>
-              <a:graphicFrameLocks xmlns:a="http://schemas.openxmlformats.org/drawingml/2006/main" noChangeAspect="1"/>
-            </wp:cNvGraphicFramePr>
-            <a:graphic xmlns:a="http://schemas.openxmlformats.org/drawingml/2006/main">
-              <a:graphicData uri="http://schemas.openxmlformats.org/drawingml/2006/picture">
-                <pic:pic xmlns:pic="http://schemas.openxmlformats.org/drawingml/2006/picture">
-                  <pic:nvPicPr>
-                    <pic:cNvPr id="907145331" name=""/>
-                    <pic:cNvPicPr/>
-                  </pic:nvPicPr>
-                  <pic:blipFill>
-                    <a:blip r:embed="rId13">
-                      <a:extLst>
-                        <a:ext uri="{28A0092B-C50C-407E-A947-70E740481C1C}">
-                          <a14:useLocalDpi xmlns:a14="http://schemas.microsoft.com/office/drawing/2010/main" val="0"/>
-                        </a:ext>
-                      </a:extLst>
-                    </a:blip>
-                    <a:stretch>
-                      <a:fillRect/>
-                    </a:stretch>
-                  </pic:blipFill>
-                  <pic:spPr>
-                    <a:xfrm>
-                      <a:off x="0" y="0"/>
-                      <a:ext cx="4785756" cy="1855236"/>
-                    </a:xfrm>
-                    <a:prstGeom prst="rect">
-                      <a:avLst/>
-                    </a:prstGeom>
-                  </pic:spPr>
-                </pic:pic>
-              </a:graphicData>
-            </a:graphic>
-          </wp:anchor>
-        </w:drawing>
-      </w:r>
-      <w:r>
-        <w:rPr>
-          <w:rFonts w:hint="eastAsia"/>
-        </w:rPr>
-        <w:t xml:space="preserve"> : 3 L, 6 L, 11 L 양동이를 사용하여 34 L의 물을 정확히 만드시오</w:t>
+        <w:t xml:space="preserve">문제 : </w:t>
+      </w:r>
+      <w:r>
+        <w:rPr>
+          <w:rFonts w:hint="eastAsia"/>
+        </w:rPr>
+        <w:t>3</w:t>
+      </w:r>
+      <w:r>
+        <w:rPr>
+          <w:rFonts w:hint="eastAsia"/>
+        </w:rPr>
+        <w:t xml:space="preserve">L </w:t>
+      </w:r>
+      <w:r>
+        <w:rPr>
+          <w:rFonts w:hint="eastAsia"/>
+        </w:rPr>
+        <w:t>7</w:t>
+      </w:r>
+      <w:r>
+        <w:rPr>
+          <w:rFonts w:hint="eastAsia"/>
+        </w:rPr>
+        <w:t>L 1</w:t>
+      </w:r>
+      <w:r>
+        <w:rPr>
+          <w:rFonts w:hint="eastAsia"/>
+        </w:rPr>
+        <w:t>1</w:t>
+      </w:r>
+      <w:r>
+        <w:rPr>
+          <w:rFonts w:hint="eastAsia"/>
+        </w:rPr>
+        <w:t>L</w:t>
+      </w:r>
+      <w:r>
+        <w:rPr>
+          <w:rFonts w:hint="eastAsia"/>
+        </w:rPr>
+        <w:t xml:space="preserve"> 양동이를 사용하여 </w:t>
+      </w:r>
+      <w:r>
+        <w:rPr>
+          <w:rFonts w:hint="eastAsia"/>
+        </w:rPr>
+        <w:t>5</w:t>
+      </w:r>
+      <w:r>
+        <w:rPr>
+          <w:rFonts w:hint="eastAsia"/>
+        </w:rPr>
+        <w:t xml:space="preserve"> </w:t>
+      </w:r>
+      <w:r>
+        <w:rPr>
+          <w:rFonts w:hint="eastAsia"/>
+        </w:rPr>
+        <w:t>L의 물을 정확히 만드시오</w:t>
       </w:r>
       <w:r>
         <w:rPr>
@@ -2155,7 +2155,7 @@
                     <pic:cNvPicPr/>
                   </pic:nvPicPr>
                   <pic:blipFill>
-                    <a:blip r:embed="rId14" cstate="print">
+                    <a:blip r:embed="rId13" cstate="print">
                       <a:extLst>
                         <a:ext uri="{28A0092B-C50C-407E-A947-70E740481C1C}">
                           <a14:useLocalDpi xmlns:a14="http://schemas.microsoft.com/office/drawing/2010/main" val="0"/>
@@ -2379,7 +2379,7 @@
                     <pic:cNvPicPr/>
                   </pic:nvPicPr>
                   <pic:blipFill>
-                    <a:blip r:embed="rId15">
+                    <a:blip r:embed="rId14">
                       <a:extLst>
                         <a:ext uri="{28A0092B-C50C-407E-A947-70E740481C1C}">
                           <a14:useLocalDpi xmlns:a14="http://schemas.microsoft.com/office/drawing/2010/main" val="0"/>

--- a/Documents/스테이지 5 기획서.docx
+++ b/Documents/스테이지 5 기획서.docx
@@ -1773,7 +1773,7 @@
         </w:rPr>
         <w:lastRenderedPageBreak/>
         <w:drawing>
-          <wp:anchor distT="0" distB="0" distL="114300" distR="114300" simplePos="0" relativeHeight="251672576" behindDoc="0" locked="0" layoutInCell="1" allowOverlap="1" wp14:anchorId="211E0873" wp14:editId="70ED6744">
+          <wp:anchor distT="0" distB="0" distL="114300" distR="114300" simplePos="0" relativeHeight="251672576" behindDoc="0" locked="0" layoutInCell="1" allowOverlap="1" wp14:anchorId="211E0873" wp14:editId="7DAF545E">
             <wp:simplePos x="0" y="0"/>
             <wp:positionH relativeFrom="column">
               <wp:posOffset>142875</wp:posOffset>
@@ -1885,9 +1885,6 @@
           <w:ilvl w:val="0"/>
           <w:numId w:val="24"/>
         </w:numPr>
-        <w:rPr>
-          <w:rFonts w:hint="eastAsia"/>
-        </w:rPr>
       </w:pPr>
       <w:r>
         <w:rPr>
@@ -1975,11 +1972,6 @@
     </w:p>
     <w:p/>
     <w:p>
-      <w:pPr>
-        <w:rPr>
-          <w:rFonts w:hint="eastAsia"/>
-        </w:rPr>
-      </w:pPr>
       <w:r>
         <w:rPr>
           <w:rFonts w:hint="eastAsia"/>
@@ -2018,14 +2010,8 @@
         <w:t xml:space="preserve"> 다리를 건너간 후, 다음 다리를 만들기 위한 미니게임 </w:t>
       </w:r>
     </w:p>
-    <w:p>
-      <w:pPr>
-        <w:rPr>
-          <w:rFonts w:hint="eastAsia"/>
-        </w:rPr>
-      </w:pPr>
-    </w:p>
     <w:p/>
+    <w:p/>
     <w:p>
       <w:r>
         <w:rPr>
@@ -2121,11 +2107,6 @@
       </w:r>
     </w:p>
     <w:p>
-      <w:pPr>
-        <w:rPr>
-          <w:rFonts w:hint="eastAsia"/>
-        </w:rPr>
-      </w:pPr>
       <w:r>
         <w:rPr>
           <w:noProof/>
@@ -2221,9 +2202,6 @@
     <w:p>
       <w:pPr>
         <w:pStyle w:val="2"/>
-        <w:rPr>
-          <w:rFonts w:hint="eastAsia"/>
-        </w:rPr>
       </w:pPr>
       <w:r>
         <w:rPr>
@@ -2345,18 +2323,13 @@
     <w:p/>
     <w:p/>
     <w:p>
-      <w:pPr>
-        <w:rPr>
-          <w:rFonts w:hint="eastAsia"/>
-        </w:rPr>
-      </w:pPr>
       <w:r>
         <w:rPr>
           <w:noProof/>
         </w:rPr>
         <w:lastRenderedPageBreak/>
         <w:drawing>
-          <wp:anchor distT="0" distB="0" distL="114300" distR="114300" simplePos="0" relativeHeight="251680768" behindDoc="0" locked="0" layoutInCell="1" allowOverlap="1" wp14:anchorId="757DCBC3" wp14:editId="0CAB28A5">
+          <wp:anchor distT="0" distB="0" distL="114300" distR="114300" simplePos="0" relativeHeight="251680768" behindDoc="0" locked="0" layoutInCell="1" allowOverlap="1" wp14:anchorId="757DCBC3" wp14:editId="77B242CA">
             <wp:simplePos x="0" y="0"/>
             <wp:positionH relativeFrom="column">
               <wp:posOffset>71236</wp:posOffset>
@@ -2424,9 +2397,6 @@
     <w:p>
       <w:pPr>
         <w:ind w:left="800"/>
-        <w:rPr>
-          <w:rFonts w:hint="eastAsia"/>
-        </w:rPr>
       </w:pPr>
       <w:r>
         <w:rPr>
@@ -2459,16 +2429,223 @@
         <w:t xml:space="preserve">도 신경써야하니 마지막에 걸맞는 난이도로 생각한다. </w:t>
       </w:r>
     </w:p>
-    <w:p>
-      <w:pPr>
-        <w:rPr>
-          <w:rFonts w:hint="eastAsia"/>
-        </w:rPr>
-      </w:pPr>
-    </w:p>
     <w:p/>
     <w:p>
       <w:pPr>
+        <w:rPr>
+          <w:rFonts w:hint="eastAsia"/>
+        </w:rPr>
+      </w:pPr>
+      <w:r>
+        <w:rPr>
+          <w:rFonts w:hint="eastAsia"/>
+        </w:rPr>
+        <w:t xml:space="preserve">스테이지 1 </w:t>
+      </w:r>
+    </w:p>
+    <w:p/>
+    <w:p>
+      <w:r>
+        <w:rPr>
+          <w:noProof/>
+        </w:rPr>
+        <w:lastRenderedPageBreak/>
+        <w:drawing>
+          <wp:anchor distT="0" distB="0" distL="114300" distR="114300" simplePos="0" relativeHeight="251681792" behindDoc="0" locked="0" layoutInCell="1" allowOverlap="1" wp14:anchorId="362E658B" wp14:editId="28E19E8F">
+            <wp:simplePos x="0" y="0"/>
+            <wp:positionH relativeFrom="margin">
+              <wp:align>right</wp:align>
+            </wp:positionH>
+            <wp:positionV relativeFrom="paragraph">
+              <wp:posOffset>-9</wp:posOffset>
+            </wp:positionV>
+            <wp:extent cx="5731510" cy="3128010"/>
+            <wp:effectExtent l="0" t="0" r="2540" b="0"/>
+            <wp:wrapTopAndBottom/>
+            <wp:docPr id="873915607" name="그림 1"/>
+            <wp:cNvGraphicFramePr>
+              <a:graphicFrameLocks xmlns:a="http://schemas.openxmlformats.org/drawingml/2006/main" noChangeAspect="1"/>
+            </wp:cNvGraphicFramePr>
+            <a:graphic xmlns:a="http://schemas.openxmlformats.org/drawingml/2006/main">
+              <a:graphicData uri="http://schemas.openxmlformats.org/drawingml/2006/picture">
+                <pic:pic xmlns:pic="http://schemas.openxmlformats.org/drawingml/2006/picture">
+                  <pic:nvPicPr>
+                    <pic:cNvPr id="873915607" name=""/>
+                    <pic:cNvPicPr/>
+                  </pic:nvPicPr>
+                  <pic:blipFill>
+                    <a:blip r:embed="rId15">
+                      <a:extLst>
+                        <a:ext uri="{28A0092B-C50C-407E-A947-70E740481C1C}">
+                          <a14:useLocalDpi xmlns:a14="http://schemas.microsoft.com/office/drawing/2010/main" val="0"/>
+                        </a:ext>
+                      </a:extLst>
+                    </a:blip>
+                    <a:stretch>
+                      <a:fillRect/>
+                    </a:stretch>
+                  </pic:blipFill>
+                  <pic:spPr>
+                    <a:xfrm>
+                      <a:off x="0" y="0"/>
+                      <a:ext cx="5731510" cy="3128010"/>
+                    </a:xfrm>
+                    <a:prstGeom prst="rect">
+                      <a:avLst/>
+                    </a:prstGeom>
+                  </pic:spPr>
+                </pic:pic>
+              </a:graphicData>
+            </a:graphic>
+          </wp:anchor>
+        </w:drawing>
+      </w:r>
+    </w:p>
+    <w:p/>
+    <w:p>
+      <w:pPr>
+        <w:pStyle w:val="a6"/>
+        <w:numPr>
+          <w:ilvl w:val="0"/>
+          <w:numId w:val="24"/>
+        </w:numPr>
+        <w:rPr>
+          <w:rFonts w:hint="eastAsia"/>
+        </w:rPr>
+      </w:pPr>
+      <w:r>
+        <w:rPr>
+          <w:rFonts w:hint="eastAsia"/>
+        </w:rPr>
+        <w:t>노란색 스위치는 노란색 벽이 으 없엘 수 있고, 파란색 스위치는 파란색 벽을 제거할 수 있다.</w:t>
+      </w:r>
+    </w:p>
+    <w:p>
+      <w:pPr>
+        <w:rPr>
+          <w:rFonts w:hint="eastAsia"/>
+        </w:rPr>
+      </w:pPr>
+      <w:r>
+        <w:rPr>
+          <w:noProof/>
+        </w:rPr>
+        <w:drawing>
+          <wp:anchor distT="0" distB="0" distL="114300" distR="114300" simplePos="0" relativeHeight="251682816" behindDoc="0" locked="0" layoutInCell="1" allowOverlap="1" wp14:anchorId="288D4C82" wp14:editId="6E6DE5D0">
+            <wp:simplePos x="0" y="0"/>
+            <wp:positionH relativeFrom="margin">
+              <wp:align>left</wp:align>
+            </wp:positionH>
+            <wp:positionV relativeFrom="paragraph">
+              <wp:posOffset>560424</wp:posOffset>
+            </wp:positionV>
+            <wp:extent cx="5581403" cy="2846355"/>
+            <wp:effectExtent l="0" t="0" r="635" b="0"/>
+            <wp:wrapTopAndBottom/>
+            <wp:docPr id="171100988" name="그림 1"/>
+            <wp:cNvGraphicFramePr>
+              <a:graphicFrameLocks xmlns:a="http://schemas.openxmlformats.org/drawingml/2006/main" noChangeAspect="1"/>
+            </wp:cNvGraphicFramePr>
+            <a:graphic xmlns:a="http://schemas.openxmlformats.org/drawingml/2006/main">
+              <a:graphicData uri="http://schemas.openxmlformats.org/drawingml/2006/picture">
+                <pic:pic xmlns:pic="http://schemas.openxmlformats.org/drawingml/2006/picture">
+                  <pic:nvPicPr>
+                    <pic:cNvPr id="171100988" name=""/>
+                    <pic:cNvPicPr/>
+                  </pic:nvPicPr>
+                  <pic:blipFill>
+                    <a:blip r:embed="rId16">
+                      <a:extLst>
+                        <a:ext uri="{28A0092B-C50C-407E-A947-70E740481C1C}">
+                          <a14:useLocalDpi xmlns:a14="http://schemas.microsoft.com/office/drawing/2010/main" val="0"/>
+                        </a:ext>
+                      </a:extLst>
+                    </a:blip>
+                    <a:stretch>
+                      <a:fillRect/>
+                    </a:stretch>
+                  </pic:blipFill>
+                  <pic:spPr>
+                    <a:xfrm>
+                      <a:off x="0" y="0"/>
+                      <a:ext cx="5581403" cy="2846355"/>
+                    </a:xfrm>
+                    <a:prstGeom prst="rect">
+                      <a:avLst/>
+                    </a:prstGeom>
+                  </pic:spPr>
+                </pic:pic>
+              </a:graphicData>
+            </a:graphic>
+          </wp:anchor>
+        </w:drawing>
+      </w:r>
+      <w:r>
+        <w:rPr>
+          <w:rFonts w:hint="eastAsia"/>
+        </w:rPr>
+        <w:t>스테이지 2</w:t>
+      </w:r>
+    </w:p>
+    <w:p/>
+    <w:p>
+      <w:r>
+        <w:rPr>
+          <w:rFonts w:hint="eastAsia"/>
+        </w:rPr>
+        <w:t>스테이지 3</w:t>
+      </w:r>
+    </w:p>
+    <w:p>
+      <w:pPr>
+        <w:rPr>
+          <w:rFonts w:hint="eastAsia"/>
+        </w:rPr>
+      </w:pPr>
+      <w:r>
+        <w:rPr>
+          <w:noProof/>
+        </w:rPr>
+        <w:lastRenderedPageBreak/>
+        <w:drawing>
+          <wp:inline distT="0" distB="0" distL="0" distR="0" wp14:anchorId="6C0A0550" wp14:editId="43E97E6A">
+            <wp:extent cx="5731510" cy="2961640"/>
+            <wp:effectExtent l="0" t="0" r="2540" b="0"/>
+            <wp:docPr id="1109215364" name="그림 1"/>
+            <wp:cNvGraphicFramePr>
+              <a:graphicFrameLocks xmlns:a="http://schemas.openxmlformats.org/drawingml/2006/main" noChangeAspect="1"/>
+            </wp:cNvGraphicFramePr>
+            <a:graphic xmlns:a="http://schemas.openxmlformats.org/drawingml/2006/main">
+              <a:graphicData uri="http://schemas.openxmlformats.org/drawingml/2006/picture">
+                <pic:pic xmlns:pic="http://schemas.openxmlformats.org/drawingml/2006/picture">
+                  <pic:nvPicPr>
+                    <pic:cNvPr id="1109215364" name=""/>
+                    <pic:cNvPicPr/>
+                  </pic:nvPicPr>
+                  <pic:blipFill>
+                    <a:blip r:embed="rId17"/>
+                    <a:stretch>
+                      <a:fillRect/>
+                    </a:stretch>
+                  </pic:blipFill>
+                  <pic:spPr>
+                    <a:xfrm>
+                      <a:off x="0" y="0"/>
+                      <a:ext cx="5731510" cy="2961640"/>
+                    </a:xfrm>
+                    <a:prstGeom prst="rect">
+                      <a:avLst/>
+                    </a:prstGeom>
+                  </pic:spPr>
+                </pic:pic>
+              </a:graphicData>
+            </a:graphic>
+          </wp:inline>
+        </w:drawing>
+      </w:r>
+    </w:p>
+    <w:p>
+      <w:pPr>
         <w:pStyle w:val="1"/>
       </w:pPr>
       <w:r>
@@ -2529,14 +2706,305 @@
         <w:rPr>
           <w:rFonts w:hint="eastAsia"/>
         </w:rPr>
-        <w:t>의사 : 구조 당시만 해도 의식이 없었는데 반나절만에 의식을 되찾았군요, 이건 기적입니</w:t>
-      </w:r>
+        <w:t>의사 : 구조 당시만 해도 의식이 없었는데 반나절만에 의식을 되찾았군요, 이건 기적입니다.</w:t>
+      </w:r>
+    </w:p>
+    <w:p>
+      <w:r>
+        <w:rPr>
+          <w:rFonts w:hint="eastAsia"/>
+        </w:rPr>
+        <w:t xml:space="preserve">의상 : 안정만 되찾으시면 될 것 같습니다. </w:t>
+      </w:r>
+    </w:p>
+    <w:p>
+      <w:r>
+        <w:rPr>
+          <w:rFonts w:hint="eastAsia"/>
+        </w:rPr>
+        <w:t>파트너 : 나</w:t>
+      </w:r>
+      <w:r>
+        <w:t>…</w:t>
+      </w:r>
+      <w:r>
+        <w:rPr>
+          <w:rFonts w:hint="eastAsia"/>
+        </w:rPr>
+        <w:t xml:space="preserve"> 기억하지??? </w:t>
+      </w:r>
+    </w:p>
+    <w:p>
+      <w:r>
+        <w:rPr>
+          <w:rFonts w:hint="eastAsia"/>
+        </w:rPr>
+        <w:t>주인공 : 어..응</w:t>
+      </w:r>
+      <w:r>
+        <w:t>…</w:t>
+      </w:r>
+    </w:p>
+    <w:p>
+      <w:r>
+        <w:rPr>
+          <w:rFonts w:hint="eastAsia"/>
+        </w:rPr>
+        <w:t>(파트너가 조용히 반지를 꺼낸다)</w:t>
+      </w:r>
+    </w:p>
+    <w:p>
+      <w:r>
+        <w:rPr>
+          <w:rFonts w:hint="eastAsia"/>
+        </w:rPr>
+        <w:t>파트너 : 이번 모험을 다녀오면 말하려고 했었어</w:t>
+      </w:r>
+      <w:r>
+        <w:t>…</w:t>
+      </w:r>
+      <w:r>
+        <w:rPr>
+          <w:rFonts w:hint="eastAsia"/>
+        </w:rPr>
+        <w:t xml:space="preserve"> 사실은 나</w:t>
+      </w:r>
+      <w:r>
+        <w:t>…</w:t>
+      </w:r>
+    </w:p>
+    <w:p>
+      <w:r>
+        <w:rPr>
+          <w:rFonts w:hint="eastAsia"/>
+        </w:rPr>
+        <w:t>주인공 : 잠깐만</w:t>
+      </w:r>
+      <w:r>
+        <w:t>…</w:t>
+      </w:r>
+    </w:p>
+    <w:p>
+      <w:r>
+        <w:rPr>
+          <w:rFonts w:hint="eastAsia"/>
+        </w:rPr>
+        <w:t>파트너 : ???</w:t>
+      </w:r>
+    </w:p>
+    <w:p>
+      <w:r>
+        <w:rPr>
+          <w:rFonts w:hint="eastAsia"/>
+        </w:rPr>
+        <w:t>주인공 : 나</w:t>
+      </w:r>
+      <w:r>
+        <w:t>…</w:t>
+      </w:r>
+      <w:r>
+        <w:rPr>
+          <w:rFonts w:hint="eastAsia"/>
+        </w:rPr>
+        <w:t xml:space="preserve"> 모험가 그만둘게 </w:t>
+      </w:r>
+    </w:p>
+    <w:p>
       <w:r>
         <w:rPr>
           <w:rFonts w:hint="eastAsia"/>
         </w:rPr>
         <w:lastRenderedPageBreak/>
-        <w:t>다.</w:t>
+        <w:t>파트너 : 어???</w:t>
+      </w:r>
+    </w:p>
+    <w:p>
+      <w:r>
+        <w:rPr>
+          <w:rFonts w:hint="eastAsia"/>
+        </w:rPr>
+        <w:t>주인공 : 아무래도 더 이상</w:t>
+      </w:r>
+      <w:r>
+        <w:t>…</w:t>
+      </w:r>
+      <w:r>
+        <w:rPr>
+          <w:rFonts w:hint="eastAsia"/>
+        </w:rPr>
+        <w:t xml:space="preserve"> 모험가를 할 자신이 안 생겨</w:t>
+      </w:r>
+      <w:r>
+        <w:t>…</w:t>
+      </w:r>
+      <w:r>
+        <w:rPr>
+          <w:rFonts w:hint="eastAsia"/>
+        </w:rPr>
+        <w:t xml:space="preserve"> 뭔가 이번일을 겪고 나서 굉장히 무서워졌어 </w:t>
+      </w:r>
+    </w:p>
+    <w:p>
+      <w:r>
+        <w:rPr>
+          <w:rFonts w:hint="eastAsia"/>
+        </w:rPr>
+        <w:t>파트너 : 왜</w:t>
+      </w:r>
+      <w:r>
+        <w:t>…</w:t>
+      </w:r>
+      <w:r>
+        <w:rPr>
+          <w:rFonts w:hint="eastAsia"/>
+        </w:rPr>
+        <w:t xml:space="preserve"> 왜그래???</w:t>
+      </w:r>
+    </w:p>
+    <w:p>
+      <w:r>
+        <w:rPr>
+          <w:rFonts w:hint="eastAsia"/>
+        </w:rPr>
+        <w:t>주인공 : 미안</w:t>
+      </w:r>
+      <w:r>
+        <w:t>…</w:t>
+      </w:r>
+      <w:r>
+        <w:rPr>
+          <w:rFonts w:hint="eastAsia"/>
+        </w:rPr>
+        <w:t xml:space="preserve"> 나 아무래도</w:t>
+      </w:r>
+      <w:r>
+        <w:t>…</w:t>
+      </w:r>
+      <w:r>
+        <w:rPr>
+          <w:rFonts w:hint="eastAsia"/>
+        </w:rPr>
+        <w:t xml:space="preserve"> 마음속에 뭔가가 비어있는 것 같은 느낌이야</w:t>
+      </w:r>
+    </w:p>
+    <w:p>
+      <w:r>
+        <w:rPr>
+          <w:rFonts w:hint="eastAsia"/>
+        </w:rPr>
+        <w:t>파트너 : 같이 계속 모험하기로 했잖아, 함께!</w:t>
+      </w:r>
+    </w:p>
+    <w:p>
+      <w:r>
+        <w:rPr>
+          <w:rFonts w:hint="eastAsia"/>
+        </w:rPr>
+        <w:t xml:space="preserve">주인공 : </w:t>
+      </w:r>
+      <w:r>
+        <w:t>…</w:t>
+      </w:r>
+      <w:r>
+        <w:rPr>
+          <w:rFonts w:hint="eastAsia"/>
+        </w:rPr>
+        <w:t xml:space="preserve"> 이 반지 못 받을 것 같아, 내가 모험가를 계속 하는게 행복할지, 널 행복하게 할 수 있을지 이젠 잘 모르겠어</w:t>
+      </w:r>
+      <w:r>
+        <w:t>…</w:t>
+      </w:r>
+    </w:p>
+    <w:p>
+      <w:r>
+        <w:rPr>
+          <w:rFonts w:hint="eastAsia"/>
+        </w:rPr>
+        <w:t>주인공 : 모험을 하면서 내가 힘들었던 기억들 밖에 떠오르지 않아</w:t>
+      </w:r>
+      <w:r>
+        <w:t>…</w:t>
+      </w:r>
+      <w:r>
+        <w:rPr>
+          <w:rFonts w:hint="eastAsia"/>
+        </w:rPr>
+        <w:t xml:space="preserve"> 내가 힘들었고, 널 힘들게하고</w:t>
+      </w:r>
+      <w:r>
+        <w:t>…</w:t>
+      </w:r>
+    </w:p>
+    <w:p>
+      <w:r>
+        <w:rPr>
+          <w:rFonts w:hint="eastAsia"/>
+        </w:rPr>
+        <w:t>주인공 : 미안해</w:t>
+      </w:r>
+      <w:r>
+        <w:t>…</w:t>
+      </w:r>
+    </w:p>
+    <w:p/>
+    <w:p>
+      <w:r>
+        <w:rPr>
+          <w:rFonts w:hint="eastAsia"/>
+        </w:rPr>
+        <w:t xml:space="preserve">화면이 암전되고 엔딩 크레딧이 올라온다. </w:t>
+      </w:r>
+    </w:p>
+    <w:p/>
+    <w:p>
+      <w:r>
+        <w:rPr>
+          <w:rFonts w:hint="eastAsia"/>
+        </w:rPr>
+        <w:t xml:space="preserve">4.2 트루 엔딩 (기억 회복률 100%) </w:t>
+      </w:r>
+    </w:p>
+    <w:p>
+      <w:r>
+        <w:rPr>
+          <w:rFonts w:hint="eastAsia"/>
+        </w:rPr>
+        <w:t>(병실)</w:t>
+      </w:r>
+    </w:p>
+    <w:p>
+      <w:r>
+        <w:rPr>
+          <w:rFonts w:hint="eastAsia"/>
+        </w:rPr>
+        <w:t>파트너 : 눈 좀 떠봐</w:t>
+      </w:r>
+    </w:p>
+    <w:p>
+      <w:r>
+        <w:rPr>
+          <w:rFonts w:hint="eastAsia"/>
+        </w:rPr>
+        <w:t>주인공 : 어</w:t>
+      </w:r>
+      <w:r>
+        <w:t>…</w:t>
+      </w:r>
+    </w:p>
+    <w:p>
+      <w:r>
+        <w:rPr>
+          <w:rFonts w:hint="eastAsia"/>
+        </w:rPr>
+        <w:t>파트너 : 다행이다. 얼마나 걱정했는지 알아?</w:t>
+      </w:r>
+    </w:p>
+    <w:p>
+      <w:r>
+        <w:rPr>
+          <w:rFonts w:hint="eastAsia"/>
+        </w:rPr>
+        <w:t>의사 : 구조 당시만 해도 의식이 없었는데 반나절만에 의식을 되찾았군요, 이건 기적입니다.</w:t>
       </w:r>
     </w:p>
     <w:p>
@@ -2608,389 +3076,82 @@
         <w:rPr>
           <w:rFonts w:hint="eastAsia"/>
         </w:rPr>
-        <w:t>주인공 : 잠깐만</w:t>
-      </w:r>
-      <w:r>
-        <w:t>…</w:t>
-      </w:r>
-    </w:p>
-    <w:p>
-      <w:r>
-        <w:rPr>
-          <w:rFonts w:hint="eastAsia"/>
-        </w:rPr>
-        <w:t>파트너 : ???</w:t>
-      </w:r>
-    </w:p>
-    <w:p>
-      <w:r>
-        <w:rPr>
-          <w:rFonts w:hint="eastAsia"/>
-        </w:rPr>
-        <w:t>주인공 : 나</w:t>
-      </w:r>
-      <w:r>
-        <w:t>…</w:t>
-      </w:r>
-      <w:r>
-        <w:rPr>
-          <w:rFonts w:hint="eastAsia"/>
-        </w:rPr>
-        <w:t xml:space="preserve"> 모험가 그만둘게 </w:t>
-      </w:r>
-    </w:p>
-    <w:p>
-      <w:r>
-        <w:rPr>
-          <w:rFonts w:hint="eastAsia"/>
-        </w:rPr>
-        <w:t>파트너 : 어???</w:t>
-      </w:r>
-    </w:p>
-    <w:p>
-      <w:r>
-        <w:rPr>
-          <w:rFonts w:hint="eastAsia"/>
-        </w:rPr>
-        <w:t>주인공 : 아무래도 더 이상</w:t>
-      </w:r>
-      <w:r>
-        <w:t>…</w:t>
-      </w:r>
-      <w:r>
-        <w:rPr>
-          <w:rFonts w:hint="eastAsia"/>
-        </w:rPr>
-        <w:t xml:space="preserve"> 모험가를 할 자신이 안 생겨</w:t>
-      </w:r>
-      <w:r>
-        <w:t>…</w:t>
-      </w:r>
-      <w:r>
-        <w:rPr>
-          <w:rFonts w:hint="eastAsia"/>
-        </w:rPr>
-        <w:t xml:space="preserve"> 뭔가 이번일을 겪고 나서 굉장히 무서워졌어 </w:t>
-      </w:r>
-    </w:p>
-    <w:p>
-      <w:r>
-        <w:rPr>
-          <w:rFonts w:hint="eastAsia"/>
-        </w:rPr>
-        <w:t>파트너 : 왜</w:t>
-      </w:r>
-      <w:r>
-        <w:t>…</w:t>
-      </w:r>
-      <w:r>
-        <w:rPr>
-          <w:rFonts w:hint="eastAsia"/>
-        </w:rPr>
-        <w:t xml:space="preserve"> 왜그래???</w:t>
-      </w:r>
-    </w:p>
-    <w:p>
-      <w:r>
-        <w:rPr>
-          <w:rFonts w:hint="eastAsia"/>
-        </w:rPr>
-        <w:t>주인공 : 미안</w:t>
-      </w:r>
-      <w:r>
-        <w:t>…</w:t>
-      </w:r>
-      <w:r>
-        <w:rPr>
-          <w:rFonts w:hint="eastAsia"/>
-        </w:rPr>
-        <w:t xml:space="preserve"> 나 아무래도</w:t>
-      </w:r>
-      <w:r>
-        <w:t>…</w:t>
-      </w:r>
-      <w:r>
-        <w:rPr>
-          <w:rFonts w:hint="eastAsia"/>
-        </w:rPr>
-        <w:t xml:space="preserve"> 마음속에 뭔가가 비어있는 것 같은 느낌이야</w:t>
-      </w:r>
-    </w:p>
-    <w:p>
-      <w:r>
-        <w:rPr>
-          <w:rFonts w:hint="eastAsia"/>
-        </w:rPr>
-        <w:t>파트너 : 같이 계속 모험하기로 했잖아, 함께!</w:t>
-      </w:r>
-    </w:p>
-    <w:p>
-      <w:r>
-        <w:rPr>
-          <w:rFonts w:hint="eastAsia"/>
-        </w:rPr>
-        <w:t xml:space="preserve">주인공 : </w:t>
-      </w:r>
-      <w:r>
-        <w:t>…</w:t>
-      </w:r>
-      <w:r>
-        <w:rPr>
-          <w:rFonts w:hint="eastAsia"/>
-        </w:rPr>
-        <w:t xml:space="preserve"> 이 반지 못 받을 것 같아, 내가 모험가를 계속 하는게 행복할지, 널 행복하게 할 수 있을지 이젠 잘 모르겠어</w:t>
-      </w:r>
-      <w:r>
-        <w:t>…</w:t>
-      </w:r>
-    </w:p>
-    <w:p>
-      <w:r>
-        <w:rPr>
-          <w:rFonts w:hint="eastAsia"/>
-        </w:rPr>
-        <w:t>주인공 : 모험을 하면서 내가 힘들었던 기억들 밖에 떠오르지 않아</w:t>
-      </w:r>
-      <w:r>
-        <w:t>…</w:t>
-      </w:r>
-      <w:r>
-        <w:rPr>
-          <w:rFonts w:hint="eastAsia"/>
-        </w:rPr>
-        <w:t xml:space="preserve"> 내가 힘들었고, 널 힘들게하고</w:t>
-      </w:r>
-      <w:r>
-        <w:t>…</w:t>
-      </w:r>
-    </w:p>
-    <w:p>
-      <w:r>
-        <w:rPr>
-          <w:rFonts w:hint="eastAsia"/>
-        </w:rPr>
-        <w:t>주인공 : 미안해</w:t>
-      </w:r>
-      <w:r>
-        <w:t>…</w:t>
+        <w:lastRenderedPageBreak/>
+        <w:t>주인공 : (말 없이 파트너를 끌어안는다)</w:t>
+      </w:r>
+    </w:p>
+    <w:p>
+      <w:r>
+        <w:rPr>
+          <w:rFonts w:hint="eastAsia"/>
+        </w:rPr>
+        <w:t xml:space="preserve">파트너 : !!! </w:t>
+      </w:r>
+    </w:p>
+    <w:p>
+      <w:r>
+        <w:rPr>
+          <w:rFonts w:hint="eastAsia"/>
+        </w:rPr>
+        <w:t>주인공 : 보고 싶었어, 그리고 정말 고마워</w:t>
+      </w:r>
+    </w:p>
+    <w:p>
+      <w:r>
+        <w:rPr>
+          <w:rFonts w:hint="eastAsia"/>
+        </w:rPr>
+        <w:t>주인공 : 내가 모험하다 힘들 때 함께 해줘서, 그리고 날 믿고 기다려줘서</w:t>
+      </w:r>
+    </w:p>
+    <w:p>
+      <w:r>
+        <w:rPr>
+          <w:rFonts w:hint="eastAsia"/>
+        </w:rPr>
+        <w:t>주인공 : 혼자 모험하면서 새로운 장소를 보고 두근거리고, 설</w:t>
+      </w:r>
+      <w:r>
+        <w:rPr>
+          <w:rFonts w:hint="eastAsia"/>
+        </w:rPr>
+        <w:t>렜었어</w:t>
+      </w:r>
+    </w:p>
+    <w:p>
+      <w:r>
+        <w:rPr>
+          <w:rFonts w:hint="eastAsia"/>
+        </w:rPr>
+        <w:t>주인공 : 하지만 너랑 모험하고 또 다른 감정을 느꼈어</w:t>
+      </w:r>
+    </w:p>
+    <w:p>
+      <w:r>
+        <w:rPr>
+          <w:rFonts w:hint="eastAsia"/>
+        </w:rPr>
+        <w:t xml:space="preserve">주인공 : 나랑 계속 함께해 주지 않을래? </w:t>
+      </w:r>
+    </w:p>
+    <w:p>
+      <w:r>
+        <w:rPr>
+          <w:rFonts w:hint="eastAsia"/>
+        </w:rPr>
+        <w:t>파트너 : 당연하지!!!</w:t>
+      </w:r>
+    </w:p>
+    <w:p>
+      <w:r>
+        <w:rPr>
+          <w:rFonts w:hint="eastAsia"/>
+        </w:rPr>
+        <w:t>주인공 : 고마워</w:t>
       </w:r>
     </w:p>
     <w:p/>
     <w:p>
-      <w:pPr>
-        <w:rPr>
-          <w:rFonts w:hint="eastAsia"/>
-        </w:rPr>
-      </w:pPr>
-      <w:r>
-        <w:rPr>
-          <w:rFonts w:hint="eastAsia"/>
-        </w:rPr>
-        <w:t xml:space="preserve">화면이 암전되고 엔딩 크레딧이 올라온다. </w:t>
-      </w:r>
-    </w:p>
-    <w:p/>
-    <w:p>
-      <w:r>
-        <w:rPr>
-          <w:rFonts w:hint="eastAsia"/>
-        </w:rPr>
-        <w:t xml:space="preserve">4.2 트루 엔딩 (기억 회복률 100%) </w:t>
-      </w:r>
-    </w:p>
-    <w:p>
-      <w:r>
-        <w:rPr>
-          <w:rFonts w:hint="eastAsia"/>
-        </w:rPr>
-        <w:t>(병실)</w:t>
-      </w:r>
-    </w:p>
-    <w:p>
-      <w:r>
-        <w:rPr>
-          <w:rFonts w:hint="eastAsia"/>
-        </w:rPr>
-        <w:t>파트너 : 눈 좀 떠봐</w:t>
-      </w:r>
-    </w:p>
-    <w:p>
-      <w:r>
-        <w:rPr>
-          <w:rFonts w:hint="eastAsia"/>
-        </w:rPr>
-        <w:lastRenderedPageBreak/>
-        <w:t>주인공 : 어</w:t>
-      </w:r>
-      <w:r>
-        <w:t>…</w:t>
-      </w:r>
-    </w:p>
-    <w:p>
-      <w:r>
-        <w:rPr>
-          <w:rFonts w:hint="eastAsia"/>
-        </w:rPr>
-        <w:t>파트너 : 다행이다. 얼마나 걱정했는지 알아?</w:t>
-      </w:r>
-    </w:p>
-    <w:p>
-      <w:r>
-        <w:rPr>
-          <w:rFonts w:hint="eastAsia"/>
-        </w:rPr>
-        <w:t>의사 : 구조 당시만 해도 의식이 없었는데 반나절만에 의식을 되찾았군요, 이건 기적입니다.</w:t>
-      </w:r>
-    </w:p>
-    <w:p>
-      <w:r>
-        <w:rPr>
-          <w:rFonts w:hint="eastAsia"/>
-        </w:rPr>
-        <w:t xml:space="preserve">의상 : 안정만 되찾으시면 될 것 같습니다. </w:t>
-      </w:r>
-    </w:p>
-    <w:p>
-      <w:r>
-        <w:rPr>
-          <w:rFonts w:hint="eastAsia"/>
-        </w:rPr>
-        <w:t>파트너 : 나</w:t>
-      </w:r>
-      <w:r>
-        <w:t>…</w:t>
-      </w:r>
-      <w:r>
-        <w:rPr>
-          <w:rFonts w:hint="eastAsia"/>
-        </w:rPr>
-        <w:t xml:space="preserve"> 기억하지??? </w:t>
-      </w:r>
-    </w:p>
-    <w:p>
-      <w:r>
-        <w:rPr>
-          <w:rFonts w:hint="eastAsia"/>
-        </w:rPr>
-        <w:t>주인공 : 어..응</w:t>
-      </w:r>
-      <w:r>
-        <w:t>…</w:t>
-      </w:r>
-    </w:p>
-    <w:p>
-      <w:r>
-        <w:rPr>
-          <w:rFonts w:hint="eastAsia"/>
-        </w:rPr>
-        <w:t>(파트너가 조용히 반지를 꺼낸다)</w:t>
-      </w:r>
-    </w:p>
-    <w:p>
-      <w:r>
-        <w:rPr>
-          <w:rFonts w:hint="eastAsia"/>
-        </w:rPr>
-        <w:t>파트너 : 이번 모험을 다녀오면 말하려고 했었어</w:t>
-      </w:r>
-      <w:r>
-        <w:t>…</w:t>
-      </w:r>
-      <w:r>
-        <w:rPr>
-          <w:rFonts w:hint="eastAsia"/>
-        </w:rPr>
-        <w:t xml:space="preserve"> 사실은 나</w:t>
-      </w:r>
-      <w:r>
-        <w:t>…</w:t>
-      </w:r>
-    </w:p>
-    <w:p>
-      <w:r>
-        <w:rPr>
-          <w:rFonts w:hint="eastAsia"/>
-        </w:rPr>
-        <w:t>주인공 : (말 없이 파트너를 끌어안는다)</w:t>
-      </w:r>
-    </w:p>
-    <w:p>
-      <w:r>
-        <w:rPr>
-          <w:rFonts w:hint="eastAsia"/>
-        </w:rPr>
-        <w:t xml:space="preserve">파트너 : !!! </w:t>
-      </w:r>
-    </w:p>
-    <w:p>
-      <w:r>
-        <w:rPr>
-          <w:rFonts w:hint="eastAsia"/>
-        </w:rPr>
-        <w:t>주인공 : 보고 싶었어, 그리고 정말 고마워</w:t>
-      </w:r>
-    </w:p>
-    <w:p>
-      <w:r>
-        <w:rPr>
-          <w:rFonts w:hint="eastAsia"/>
-        </w:rPr>
-        <w:t>주인공 : 내가 모험하다 힘들 때 함께 해줘서, 그리고 날 믿고 기다려줘서</w:t>
-      </w:r>
-    </w:p>
-    <w:p>
-      <w:r>
-        <w:rPr>
-          <w:rFonts w:hint="eastAsia"/>
-        </w:rPr>
-        <w:t>주인공 : 혼자 모험하면서 새로운 장소를 보고 두근거리고, 설</w:t>
-      </w:r>
-      <w:r>
-        <w:rPr>
-          <w:rFonts w:hint="eastAsia"/>
-        </w:rPr>
-        <w:t>렜었어</w:t>
-      </w:r>
-    </w:p>
-    <w:p>
-      <w:r>
-        <w:rPr>
-          <w:rFonts w:hint="eastAsia"/>
-        </w:rPr>
-        <w:t>주인공 : 하지만 너랑 모험하고 또 다른 감정을 느꼈어</w:t>
-      </w:r>
-    </w:p>
-    <w:p>
-      <w:r>
-        <w:rPr>
-          <w:rFonts w:hint="eastAsia"/>
-        </w:rPr>
-        <w:t xml:space="preserve">주인공 : 나랑 계속 함께해 주지 않을래? </w:t>
-      </w:r>
-    </w:p>
-    <w:p>
-      <w:r>
-        <w:rPr>
-          <w:rFonts w:hint="eastAsia"/>
-        </w:rPr>
-        <w:t>파트너 : 당연하지!!!</w:t>
-      </w:r>
-    </w:p>
-    <w:p>
-      <w:r>
-        <w:rPr>
-          <w:rFonts w:hint="eastAsia"/>
-        </w:rPr>
-        <w:t>주인공 : 고마워</w:t>
-      </w:r>
-    </w:p>
-    <w:p/>
-    <w:p>
-      <w:pPr>
-        <w:rPr>
-          <w:rFonts w:hint="eastAsia"/>
-        </w:rPr>
-      </w:pPr>
       <w:r>
         <w:rPr>
           <w:rFonts w:hint="eastAsia"/>
